--- a/klagomål/A 37092-2026 FSC-klagomål.docx
+++ b/klagomål/A 37092-2026 FSC-klagomål.docx
@@ -836,7 +836,7 @@
     <w:r>
       <w:tab/>
       <w:tab/>
-      <w:t>2026-09-14</w:t>
+      <w:t>2026-09-15</w:t>
       <w:br/>
       <w:br/>
     </w:r>

--- a/klagomål/A 37092-2026 FSC-klagomål.docx
+++ b/klagomål/A 37092-2026 FSC-klagomål.docx
@@ -836,7 +836,7 @@
     <w:r>
       <w:tab/>
       <w:tab/>
-      <w:t>2026-09-15</w:t>
+      <w:t>2026-09-16</w:t>
       <w:br/>
       <w:br/>
     </w:r>

--- a/klagomål/A 37092-2026 FSC-klagomål.docx
+++ b/klagomål/A 37092-2026 FSC-klagomål.docx
@@ -836,7 +836,7 @@
     <w:r>
       <w:tab/>
       <w:tab/>
-      <w:t>2026-09-16</w:t>
+      <w:t>2026-09-17</w:t>
       <w:br/>
       <w:br/>
     </w:r>

--- a/klagomål/A 37092-2026 FSC-klagomål.docx
+++ b/klagomål/A 37092-2026 FSC-klagomål.docx
@@ -836,7 +836,7 @@
     <w:r>
       <w:tab/>
       <w:tab/>
-      <w:t>2026-09-17</w:t>
+      <w:t>2026-09-18</w:t>
       <w:br/>
       <w:br/>
     </w:r>

--- a/klagomål/A 37092-2026 FSC-klagomål.docx
+++ b/klagomål/A 37092-2026 FSC-klagomål.docx
@@ -836,7 +836,7 @@
     <w:r>
       <w:tab/>
       <w:tab/>
-      <w:t>2026-09-18</w:t>
+      <w:t>2026-09-19</w:t>
       <w:br/>
       <w:br/>
     </w:r>

--- a/klagomål/A 37092-2026 FSC-klagomål.docx
+++ b/klagomål/A 37092-2026 FSC-klagomål.docx
@@ -836,7 +836,7 @@
     <w:r>
       <w:tab/>
       <w:tab/>
-      <w:t>2026-09-19</w:t>
+      <w:t>2026-09-21</w:t>
       <w:br/>
       <w:br/>
     </w:r>

--- a/klagomål/A 37092-2026 FSC-klagomål.docx
+++ b/klagomål/A 37092-2026 FSC-klagomål.docx
@@ -836,7 +836,7 @@
     <w:r>
       <w:tab/>
       <w:tab/>
-      <w:t>2026-09-21</w:t>
+      <w:t>2026-09-23</w:t>
       <w:br/>
       <w:br/>
     </w:r>

--- a/klagomål/A 37092-2026 FSC-klagomål.docx
+++ b/klagomål/A 37092-2026 FSC-klagomål.docx
@@ -836,7 +836,7 @@
     <w:r>
       <w:tab/>
       <w:tab/>
-      <w:t>2026-09-23</w:t>
+      <w:t>2026-09-24</w:t>
       <w:br/>
       <w:br/>
     </w:r>

--- a/klagomål/A 37092-2026 FSC-klagomål.docx
+++ b/klagomål/A 37092-2026 FSC-klagomål.docx
@@ -836,7 +836,7 @@
     <w:r>
       <w:tab/>
       <w:tab/>
-      <w:t>2026-09-24</w:t>
+      <w:t>2026-09-25</w:t>
       <w:br/>
       <w:br/>
     </w:r>

--- a/klagomål/A 37092-2026 FSC-klagomål.docx
+++ b/klagomål/A 37092-2026 FSC-klagomål.docx
@@ -836,7 +836,7 @@
     <w:r>
       <w:tab/>
       <w:tab/>
-      <w:t>2026-09-25</w:t>
+      <w:t>2026-09-26</w:t>
       <w:br/>
       <w:br/>
     </w:r>

--- a/klagomål/A 37092-2026 FSC-klagomål.docx
+++ b/klagomål/A 37092-2026 FSC-klagomål.docx
@@ -836,7 +836,7 @@
     <w:r>
       <w:tab/>
       <w:tab/>
-      <w:t>2026-09-26</w:t>
+      <w:t>2026-09-27</w:t>
       <w:br/>
       <w:br/>
     </w:r>

--- a/klagomål/A 37092-2026 FSC-klagomål.docx
+++ b/klagomål/A 37092-2026 FSC-klagomål.docx
@@ -836,7 +836,7 @@
     <w:r>
       <w:tab/>
       <w:tab/>
-      <w:t>2026-09-27</w:t>
+      <w:t>2026-09-28</w:t>
       <w:br/>
       <w:br/>
     </w:r>

--- a/klagomål/A 37092-2026 FSC-klagomål.docx
+++ b/klagomål/A 37092-2026 FSC-klagomål.docx
@@ -836,7 +836,7 @@
     <w:r>
       <w:tab/>
       <w:tab/>
-      <w:t>2026-09-28</w:t>
+      <w:t>2026-09-29</w:t>
       <w:br/>
       <w:br/>
     </w:r>

--- a/klagomål/A 37092-2026 FSC-klagomål.docx
+++ b/klagomål/A 37092-2026 FSC-klagomål.docx
@@ -836,7 +836,7 @@
     <w:r>
       <w:tab/>
       <w:tab/>
-      <w:t>2026-09-29</w:t>
+      <w:t>2026-09-30</w:t>
       <w:br/>
       <w:br/>
     </w:r>

--- a/klagomål/A 37092-2026 FSC-klagomål.docx
+++ b/klagomål/A 37092-2026 FSC-klagomål.docx
@@ -836,7 +836,7 @@
     <w:r>
       <w:tab/>
       <w:tab/>
-      <w:t>2026-09-30</w:t>
+      <w:t>2026-10-01</w:t>
       <w:br/>
       <w:br/>
     </w:r>

--- a/klagomål/A 37092-2026 FSC-klagomål.docx
+++ b/klagomål/A 37092-2026 FSC-klagomål.docx
@@ -836,7 +836,7 @@
     <w:r>
       <w:tab/>
       <w:tab/>
-      <w:t>2026-10-01</w:t>
+      <w:t>2026-10-02</w:t>
       <w:br/>
       <w:br/>
     </w:r>

--- a/klagomål/A 37092-2026 FSC-klagomål.docx
+++ b/klagomål/A 37092-2026 FSC-klagomål.docx
@@ -836,7 +836,7 @@
     <w:r>
       <w:tab/>
       <w:tab/>
-      <w:t>2026-10-02</w:t>
+      <w:t>2026-10-03</w:t>
       <w:br/>
       <w:br/>
     </w:r>

--- a/klagomål/A 37092-2026 FSC-klagomål.docx
+++ b/klagomål/A 37092-2026 FSC-klagomål.docx
@@ -836,7 +836,7 @@
     <w:r>
       <w:tab/>
       <w:tab/>
-      <w:t>2026-10-03</w:t>
+      <w:t>2026-10-04</w:t>
       <w:br/>
       <w:br/>
     </w:r>

--- a/klagomål/A 37092-2026 FSC-klagomål.docx
+++ b/klagomål/A 37092-2026 FSC-klagomål.docx
@@ -836,7 +836,7 @@
     <w:r>
       <w:tab/>
       <w:tab/>
-      <w:t>2026-10-04</w:t>
+      <w:t>2026-10-05</w:t>
       <w:br/>
       <w:br/>
     </w:r>

--- a/klagomål/A 37092-2026 FSC-klagomål.docx
+++ b/klagomål/A 37092-2026 FSC-klagomål.docx
@@ -836,7 +836,7 @@
     <w:r>
       <w:tab/>
       <w:tab/>
-      <w:t>2026-10-05</w:t>
+      <w:t>2026-10-06</w:t>
       <w:br/>
       <w:br/>
     </w:r>

--- a/klagomål/A 37092-2026 FSC-klagomål.docx
+++ b/klagomål/A 37092-2026 FSC-klagomål.docx
@@ -836,7 +836,7 @@
     <w:r>
       <w:tab/>
       <w:tab/>
-      <w:t>2026-10-06</w:t>
+      <w:t>2026-10-07</w:t>
       <w:br/>
       <w:br/>
     </w:r>

--- a/klagomål/A 37092-2026 FSC-klagomål.docx
+++ b/klagomål/A 37092-2026 FSC-klagomål.docx
@@ -836,7 +836,7 @@
     <w:r>
       <w:tab/>
       <w:tab/>
-      <w:t>2026-10-07</w:t>
+      <w:t>2026-10-08</w:t>
       <w:br/>
       <w:br/>
     </w:r>

--- a/klagomål/A 37092-2026 FSC-klagomål.docx
+++ b/klagomål/A 37092-2026 FSC-klagomål.docx
@@ -836,7 +836,7 @@
     <w:r>
       <w:tab/>
       <w:tab/>
-      <w:t>2026-10-08</w:t>
+      <w:t>2026-10-09</w:t>
       <w:br/>
       <w:br/>
     </w:r>

--- a/klagomål/A 37092-2026 FSC-klagomål.docx
+++ b/klagomål/A 37092-2026 FSC-klagomål.docx
@@ -836,7 +836,7 @@
     <w:r>
       <w:tab/>
       <w:tab/>
-      <w:t>2026-10-09</w:t>
+      <w:t>2026-10-10</w:t>
       <w:br/>
       <w:br/>
     </w:r>

--- a/klagomål/A 37092-2026 FSC-klagomål.docx
+++ b/klagomål/A 37092-2026 FSC-klagomål.docx
@@ -836,7 +836,7 @@
     <w:r>
       <w:tab/>
       <w:tab/>
-      <w:t>2026-10-10</w:t>
+      <w:t>2026-10-11</w:t>
       <w:br/>
       <w:br/>
     </w:r>

--- a/klagomål/A 37092-2026 FSC-klagomål.docx
+++ b/klagomål/A 37092-2026 FSC-klagomål.docx
@@ -836,7 +836,7 @@
     <w:r>
       <w:tab/>
       <w:tab/>
-      <w:t>2026-10-11</w:t>
+      <w:t>2026-10-12</w:t>
       <w:br/>
       <w:br/>
     </w:r>

--- a/klagomål/A 37092-2026 FSC-klagomål.docx
+++ b/klagomål/A 37092-2026 FSC-klagomål.docx
@@ -836,7 +836,7 @@
     <w:r>
       <w:tab/>
       <w:tab/>
-      <w:t>2026-10-12</w:t>
+      <w:t>2026-10-13</w:t>
       <w:br/>
       <w:br/>
     </w:r>

--- a/klagomål/A 37092-2026 FSC-klagomål.docx
+++ b/klagomål/A 37092-2026 FSC-klagomål.docx
@@ -836,7 +836,7 @@
     <w:r>
       <w:tab/>
       <w:tab/>
-      <w:t>2026-10-13</w:t>
+      <w:t>2026-10-14</w:t>
       <w:br/>
       <w:br/>
     </w:r>

--- a/klagomål/A 37092-2026 FSC-klagomål.docx
+++ b/klagomål/A 37092-2026 FSC-klagomål.docx
@@ -836,7 +836,7 @@
     <w:r>
       <w:tab/>
       <w:tab/>
-      <w:t>2026-10-14</w:t>
+      <w:t>2026-10-15</w:t>
       <w:br/>
       <w:br/>
     </w:r>

--- a/klagomål/A 37092-2026 FSC-klagomål.docx
+++ b/klagomål/A 37092-2026 FSC-klagomål.docx
@@ -836,7 +836,7 @@
     <w:r>
       <w:tab/>
       <w:tab/>
-      <w:t>2026-10-15</w:t>
+      <w:t>2026-10-16</w:t>
       <w:br/>
       <w:br/>
     </w:r>

--- a/klagomål/A 37092-2026 FSC-klagomål.docx
+++ b/klagomål/A 37092-2026 FSC-klagomål.docx
@@ -836,7 +836,7 @@
     <w:r>
       <w:tab/>
       <w:tab/>
-      <w:t>2026-10-16</w:t>
+      <w:t>2026-10-17</w:t>
       <w:br/>
       <w:br/>
     </w:r>

--- a/klagomål/A 37092-2026 FSC-klagomål.docx
+++ b/klagomål/A 37092-2026 FSC-klagomål.docx
@@ -836,7 +836,7 @@
     <w:r>
       <w:tab/>
       <w:tab/>
-      <w:t>2026-10-17</w:t>
+      <w:t>2026-10-18</w:t>
       <w:br/>
       <w:br/>
     </w:r>

--- a/klagomål/A 37092-2026 FSC-klagomål.docx
+++ b/klagomål/A 37092-2026 FSC-klagomål.docx
@@ -836,7 +836,7 @@
     <w:r>
       <w:tab/>
       <w:tab/>
-      <w:t>2026-10-18</w:t>
+      <w:t>2026-10-19</w:t>
       <w:br/>
       <w:br/>
     </w:r>

--- a/klagomål/A 37092-2026 FSC-klagomål.docx
+++ b/klagomål/A 37092-2026 FSC-klagomål.docx
@@ -836,7 +836,7 @@
     <w:r>
       <w:tab/>
       <w:tab/>
-      <w:t>2026-10-19</w:t>
+      <w:t>2026-10-20</w:t>
       <w:br/>
       <w:br/>
     </w:r>

--- a/klagomål/A 37092-2026 FSC-klagomål.docx
+++ b/klagomål/A 37092-2026 FSC-klagomål.docx
@@ -836,7 +836,7 @@
     <w:r>
       <w:tab/>
       <w:tab/>
-      <w:t>2026-10-20</w:t>
+      <w:t>2026-10-21</w:t>
       <w:br/>
       <w:br/>
     </w:r>

--- a/klagomål/A 37092-2026 FSC-klagomål.docx
+++ b/klagomål/A 37092-2026 FSC-klagomål.docx
@@ -836,7 +836,7 @@
     <w:r>
       <w:tab/>
       <w:tab/>
-      <w:t>2026-10-21</w:t>
+      <w:t>2026-10-22</w:t>
       <w:br/>
       <w:br/>
     </w:r>

--- a/klagomål/A 37092-2026 FSC-klagomål.docx
+++ b/klagomål/A 37092-2026 FSC-klagomål.docx
@@ -836,7 +836,7 @@
     <w:r>
       <w:tab/>
       <w:tab/>
-      <w:t>2026-10-22</w:t>
+      <w:t>2026-10-23</w:t>
       <w:br/>
       <w:br/>
     </w:r>

--- a/klagomål/A 37092-2026 FSC-klagomål.docx
+++ b/klagomål/A 37092-2026 FSC-klagomål.docx
@@ -836,7 +836,7 @@
     <w:r>
       <w:tab/>
       <w:tab/>
-      <w:t>2026-10-23</w:t>
+      <w:t>2026-10-24</w:t>
       <w:br/>
       <w:br/>
     </w:r>

--- a/klagomål/A 37092-2026 FSC-klagomål.docx
+++ b/klagomål/A 37092-2026 FSC-klagomål.docx
@@ -178,7 +178,7 @@
       <w:r>
         <w:drawing>
           <wp:inline xmlns:a="http://schemas.openxmlformats.org/drawingml/2006/main" xmlns:pic="http://schemas.openxmlformats.org/drawingml/2006/picture">
-            <wp:extent cx="5486400" cy="4634217"/>
+            <wp:extent cx="5486400" cy="4751109"/>
             <wp:docPr id="1" name="Picture 1"/>
             <wp:cNvGraphicFramePr>
               <a:graphicFrameLocks noChangeAspect="1"/>
@@ -199,7 +199,7 @@
                   <pic:spPr>
                     <a:xfrm>
                       <a:off x="0" y="0"/>
-                      <a:ext cx="5486400" cy="4634217"/>
+                      <a:ext cx="5486400" cy="4751109"/>
                     </a:xfrm>
                     <a:prstGeom prst="rect"/>
                   </pic:spPr>
@@ -221,7 +221,7 @@
     </w:p>
     <w:p>
       <w:r>
-        <w:t>I avverkningsanmälan finns fynd av 5 naturvårdsarter, varav 4 är rödlistade, 1 är fridlyst, 2 är typiska (T) och 1 är signalart (S): vedlavklubba (VU), entita (NT, T, §4), stor sotdyna (NT), sydlig sotticka (NT) och gulnål (S, T). Se Figur 1.</w:t>
+        <w:t>I avverkningsanmälan finns fynd av 6 naturvårdsarter, varav 4 är rödlistade, 2 är fridlysta, 3 är typiska (T) och 1 är signalart (S): vedlavklubba (VU), entita (NT, T, §4), stor sotdyna (NT), sydlig sotticka (NT), gulnål (S, T) och bergfink (T, §4). Se Figur 1.</w:t>
       </w:r>
     </w:p>
     <w:p>
@@ -330,6 +330,26 @@
       </w:r>
     </w:p>
     <w:p>
+      <w:r>
+        <w:rPr>
+          <w:b/>
+        </w:rPr>
+        <w:t>Bergfink (§4)</w:t>
+      </w:r>
+      <w:r>
+        <w:t xml:space="preserve"> häckar i barr- och blandskog samt i fjällbjörkskog. Den förekommer i Norrland, västra Dalarna och norra Värmland samt sparsamt till sällsynt vidare söderut till mellersta Värmland, norra Västmanland och södra Gästrikland. Bergfink är typisk art för </w:t>
+      </w:r>
+      <w:r>
+        <w:rPr>
+          <w:i/>
+        </w:rPr>
+        <w:t>9040 Fjällbjörkskog</w:t>
+      </w:r>
+      <w:r>
+        <w:t xml:space="preserve"> (SLU Artdatabanken, 2025).</w:t>
+      </w:r>
+    </w:p>
+    <w:p>
       <w:pPr>
         <w:pStyle w:val="Heading1"/>
       </w:pPr>
@@ -435,7 +455,7 @@
         <w:rPr>
           <w:i/>
         </w:rPr>
-        <w:t>I det avverkningsanmälda skogsområdet har 5 naturvårdsarter varav 4 rödlistade arter sina livsmiljöer och växtplatser.</w:t>
+        <w:t>I det avverkningsanmälda skogsområdet har 6 naturvårdsarter varav 4 rödlistade arter sina livsmiljöer och växtplatser.</w:t>
       </w:r>
     </w:p>
     <w:p>
@@ -836,7 +856,7 @@
     <w:r>
       <w:tab/>
       <w:tab/>
-      <w:t>2026-10-24</w:t>
+      <w:t>2026-10-25</w:t>
       <w:br/>
       <w:br/>
     </w:r>

--- a/klagomål/A 37092-2026 FSC-klagomål.docx
+++ b/klagomål/A 37092-2026 FSC-klagomål.docx
@@ -856,7 +856,7 @@
     <w:r>
       <w:tab/>
       <w:tab/>
-      <w:t>2026-10-25</w:t>
+      <w:t>2026-10-26</w:t>
       <w:br/>
       <w:br/>
     </w:r>

--- a/klagomål/A 37092-2026 FSC-klagomål.docx
+++ b/klagomål/A 37092-2026 FSC-klagomål.docx
@@ -856,7 +856,7 @@
     <w:r>
       <w:tab/>
       <w:tab/>
-      <w:t>2026-10-26</w:t>
+      <w:t>2026-10-27</w:t>
       <w:br/>
       <w:br/>
     </w:r>

--- a/klagomål/A 37092-2026 FSC-klagomål.docx
+++ b/klagomål/A 37092-2026 FSC-klagomål.docx
@@ -856,7 +856,7 @@
     <w:r>
       <w:tab/>
       <w:tab/>
-      <w:t>2026-10-27</w:t>
+      <w:t>2026-10-28</w:t>
       <w:br/>
       <w:br/>
     </w:r>

--- a/klagomål/A 37092-2026 FSC-klagomål.docx
+++ b/klagomål/A 37092-2026 FSC-klagomål.docx
@@ -856,7 +856,7 @@
     <w:r>
       <w:tab/>
       <w:tab/>
-      <w:t>2026-10-28</w:t>
+      <w:t>2026-10-29</w:t>
       <w:br/>
       <w:br/>
     </w:r>

--- a/klagomål/A 37092-2026 FSC-klagomål.docx
+++ b/klagomål/A 37092-2026 FSC-klagomål.docx
@@ -856,7 +856,7 @@
     <w:r>
       <w:tab/>
       <w:tab/>
-      <w:t>2026-10-29</w:t>
+      <w:t>2026-10-31</w:t>
       <w:br/>
       <w:br/>
     </w:r>
